--- a/02_Reports/week8_progress_report.docx
+++ b/02_Reports/week8_progress_report.docx
@@ -171,28 +171,7 @@
           <w:sz w:val="22"/>
           <w:szCs w:val="22"/>
         </w:rPr>
-        <w:t>The report was built incrementally: front matter and methodology first, followed by results sections populated with the real statistical output from Week 7, followed by discussion, ethical considerations, and appendices. Each major addition was rebuilt and re-converted to PDF for verification before proceeding, rather than assembling the entire document once and checking it only at the end.</w:t>
-      </w:r>
-    </w:p>
-    <w:p>
-      <w:pPr>
-        <w:pBdr>
-          <w:top w:val="single" w:sz="6" w:space="0" w:color="999999"/>
-          <w:left w:val="single" w:sz="6" w:space="0" w:color="999999"/>
-          <w:bottom w:val="single" w:sz="6" w:space="0" w:color="999999"/>
-          <w:right w:val="single" w:sz="6" w:space="0" w:color="999999"/>
-        </w:pBdr>
-        <w:shd w:val="clear" w:color="auto" w:fill="F2F2F2"/>
-        <w:spacing w:before="120" w:after="200" w:line="276" w:lineRule="auto"/>
-      </w:pPr>
-      <w:r>
-        <w:rPr>
-          <w:rFonts w:ascii="Calibri" w:eastAsia="Calibri" w:hAnsi="Calibri" w:cs="Calibri"/>
-          <w:i/>
-          <w:iCs/>
-          <w:color w:val="555555"/>
-        </w:rPr>
-        <w:t>[ Insert Screenshot: terminal output showing the final report build script completing successfully ]</w:t>
+        <w:t xml:space="preserve">The report was built incrementally: front matter and methodology first, followed by results sections populated with the real statistical output from Week 7, followed by discussion, ethical considerations, and appendices. </w:t>
       </w:r>
     </w:p>
     <w:p>
@@ -221,58 +200,77 @@
           <w:sz w:val="22"/>
           <w:szCs w:val="22"/>
         </w:rPr>
-        <w:t xml:space="preserve">Following initial compilation, a systematic multi-pass audit was conducted specifically to catch structural defects not visible from reading the content alone. This included verifying that all figures and tables appear in strictly sequential order matching their position in the document, that every in-text “Section X.Y” cross-reference points to a section that actually exists, that citation numbers in the text match the reference list exactly, and that the Table of Contents page numbers match the real rendered PDF page-by-page. Two genuine structural defects were identified and corrected during this process: figures that had been added in a later editing pass were </w:t>
-      </w:r>
-      <w:r>
+        <w:t xml:space="preserve">Following initial compilation, a systematic multi-pass audit was conducted specifically to catch structural defects not visible from reading the content alone. This included verifying that all figures and tables appear in strictly sequential order matching their position in the document, that every in-text “Section X.Y” cross-reference points to a section that actually exists, that citation numbers in the text match the reference list exactly, and that the Table of Contents page numbers match the real rendered page-by-page. </w:t>
+      </w:r>
+    </w:p>
+    <w:p>
+      <w:pPr>
+        <w:pStyle w:val="Heading2"/>
+        <w:spacing w:before="200" w:after="100"/>
+        <w:rPr>
+          <w:rFonts w:ascii="Calibri" w:eastAsia="Calibri" w:hAnsi="Calibri" w:cs="Calibri"/>
+          <w:b/>
+          <w:bCs/>
+          <w:sz w:val="23"/>
+          <w:szCs w:val="23"/>
+          <w:lang w:val="en-US"/>
+        </w:rPr>
+      </w:pPr>
+    </w:p>
+    <w:p>
+      <w:pPr>
+        <w:pStyle w:val="Heading2"/>
+        <w:spacing w:before="200" w:after="100"/>
+        <w:rPr>
+          <w:rFonts w:ascii="Calibri" w:eastAsia="Calibri" w:hAnsi="Calibri" w:cs="Calibri"/>
+          <w:b/>
+          <w:bCs/>
+          <w:sz w:val="23"/>
+          <w:szCs w:val="23"/>
+          <w:lang w:val="en-US"/>
+        </w:rPr>
+      </w:pPr>
+    </w:p>
+    <w:p>
+      <w:pPr>
+        <w:pStyle w:val="Heading2"/>
+        <w:spacing w:before="200" w:after="100"/>
+        <w:rPr>
+          <w:rFonts w:ascii="Calibri" w:eastAsia="Calibri" w:hAnsi="Calibri" w:cs="Calibri"/>
+          <w:b/>
+          <w:bCs/>
+          <w:sz w:val="23"/>
+          <w:szCs w:val="23"/>
+          <w:lang w:val="en-US"/>
+        </w:rPr>
+      </w:pPr>
+    </w:p>
+    <w:p>
+      <w:pPr>
+        <w:pStyle w:val="Heading2"/>
+        <w:spacing w:before="200" w:after="100"/>
+      </w:pPr>
+      <w:r>
+        <w:rPr>
+          <w:rFonts w:ascii="Calibri" w:eastAsia="Calibri" w:hAnsi="Calibri" w:cs="Calibri"/>
+          <w:b/>
+          <w:bCs/>
+          <w:sz w:val="23"/>
+          <w:szCs w:val="23"/>
+        </w:rPr>
+        <w:lastRenderedPageBreak/>
+        <w:t>3.3 Reproducibility Package Assembly</w:t>
+      </w:r>
+    </w:p>
+    <w:p>
+      <w:pPr>
+        <w:spacing w:after="160" w:line="276" w:lineRule="auto"/>
         <w:rPr>
           <w:rFonts w:ascii="Calibri" w:eastAsia="Calibri" w:hAnsi="Calibri" w:cs="Calibri"/>
           <w:sz w:val="22"/>
           <w:szCs w:val="22"/>
-        </w:rPr>
-        <w:lastRenderedPageBreak/>
-        <w:t>numbered out of sequence relative to where they actually appear in the document, and a table numbering scheme was found to have been broken partway through by a later addition that used an inconsistent labeling convention. Both were fully renumbered and re-verified against the rendered output.</w:t>
-      </w:r>
-    </w:p>
-    <w:p>
-      <w:pPr>
-        <w:pBdr>
-          <w:top w:val="single" w:sz="6" w:space="0" w:color="999999"/>
-          <w:left w:val="single" w:sz="6" w:space="0" w:color="999999"/>
-          <w:bottom w:val="single" w:sz="6" w:space="0" w:color="999999"/>
-          <w:right w:val="single" w:sz="6" w:space="0" w:color="999999"/>
-        </w:pBdr>
-        <w:shd w:val="clear" w:color="auto" w:fill="F2F2F2"/>
-        <w:spacing w:before="120" w:after="200" w:line="276" w:lineRule="auto"/>
-      </w:pPr>
-      <w:r>
-        <w:rPr>
-          <w:rFonts w:ascii="Calibri" w:eastAsia="Calibri" w:hAnsi="Calibri" w:cs="Calibri"/>
-          <w:i/>
-          <w:iCs/>
-          <w:color w:val="555555"/>
-        </w:rPr>
-        <w:t>[ Insert Screenshot: terminal output confirming figures 1–8 and tables I–XIII render in correct sequential order ]</w:t>
-      </w:r>
-    </w:p>
-    <w:p>
-      <w:pPr>
-        <w:pStyle w:val="Heading2"/>
-        <w:spacing w:before="200" w:after="100"/>
-      </w:pPr>
-      <w:r>
-        <w:rPr>
-          <w:rFonts w:ascii="Calibri" w:eastAsia="Calibri" w:hAnsi="Calibri" w:cs="Calibri"/>
-          <w:b/>
-          <w:bCs/>
-          <w:sz w:val="23"/>
-          <w:szCs w:val="23"/>
-        </w:rPr>
-        <w:t>3.3 Reproducibility Package Assembly</w:t>
-      </w:r>
-    </w:p>
-    <w:p>
-      <w:pPr>
-        <w:spacing w:after="160" w:line="276" w:lineRule="auto"/>
+          <w:lang w:val="en-US"/>
+        </w:rPr>
       </w:pPr>
       <w:r>
         <w:rPr>
@@ -285,288 +283,20 @@
     </w:p>
     <w:p>
       <w:pPr>
-        <w:spacing w:before="200" w:after="100"/>
-        <w:jc w:val="center"/>
-      </w:pPr>
-    </w:p>
-    <w:p>
-      <w:pPr>
-        <w:pBdr>
-          <w:top w:val="single" w:sz="6" w:space="0" w:color="999999"/>
-          <w:left w:val="single" w:sz="6" w:space="0" w:color="999999"/>
-          <w:bottom w:val="single" w:sz="6" w:space="0" w:color="999999"/>
-          <w:right w:val="single" w:sz="6" w:space="0" w:color="999999"/>
-        </w:pBdr>
-        <w:shd w:val="clear" w:color="auto" w:fill="F2F2F2"/>
-        <w:spacing w:before="120" w:after="200" w:line="276" w:lineRule="auto"/>
-      </w:pPr>
-      <w:r>
-        <w:rPr>
-          <w:rFonts w:ascii="Calibri" w:eastAsia="Calibri" w:hAnsi="Calibri" w:cs="Calibri"/>
-          <w:i/>
-          <w:iCs/>
-          <w:color w:val="555555"/>
-        </w:rPr>
-        <w:t>[ Insert Screenshot: reproducibility package checklist showing all components verified present ]</w:t>
-      </w:r>
-    </w:p>
-    <w:p>
-      <w:pPr>
-        <w:pStyle w:val="Heading2"/>
-        <w:spacing w:before="200" w:after="100"/>
-      </w:pPr>
-      <w:r>
-        <w:rPr>
-          <w:rFonts w:ascii="Calibri" w:eastAsia="Calibri" w:hAnsi="Calibri" w:cs="Calibri"/>
-          <w:b/>
-          <w:bCs/>
-          <w:sz w:val="23"/>
-          <w:szCs w:val="23"/>
-        </w:rPr>
-        <w:t>3.4 Final Presentation</w:t>
-      </w:r>
-    </w:p>
-    <w:p>
-      <w:pPr>
         <w:spacing w:after="160" w:line="276" w:lineRule="auto"/>
-      </w:pPr>
-      <w:r>
-        <w:rPr>
-          <w:rFonts w:ascii="Calibri" w:eastAsia="Calibri" w:hAnsi="Calibri" w:cs="Calibri"/>
-          <w:sz w:val="22"/>
-          <w:szCs w:val="22"/>
-        </w:rPr>
-        <w:t>A fifteen-slide presentation was built summarizing the study's motivation, methodology, and results for a review audience. Every statistic shown in the presentation's charts and callouts was drawn directly from the final report's real results — no new or independently-computed figures were introduced. The deck was validated structurally and every slide was visually inspected before delivery; two visual defects (undersized connector arrows in the architecture diagram slide, and an overly-rounded chart label that obscured a real numeric difference between two providers) were identified during this review and corrected.</w:t>
-      </w:r>
-    </w:p>
-    <w:p>
-      <w:pPr>
-        <w:pBdr>
-          <w:top w:val="single" w:sz="6" w:space="0" w:color="999999"/>
-          <w:left w:val="single" w:sz="6" w:space="0" w:color="999999"/>
-          <w:bottom w:val="single" w:sz="6" w:space="0" w:color="999999"/>
-          <w:right w:val="single" w:sz="6" w:space="0" w:color="999999"/>
-        </w:pBdr>
-        <w:shd w:val="clear" w:color="auto" w:fill="F2F2F2"/>
-        <w:spacing w:before="120" w:after="200" w:line="276" w:lineRule="auto"/>
-      </w:pPr>
-      <w:r>
-        <w:rPr>
-          <w:rFonts w:ascii="Calibri" w:eastAsia="Calibri" w:hAnsi="Calibri" w:cs="Calibri"/>
-          <w:i/>
-          <w:iCs/>
-          <w:color w:val="555555"/>
-        </w:rPr>
-        <w:t>[ Insert Screenshot: final presentation title slide and one results slide ]</w:t>
-      </w:r>
-    </w:p>
-    <w:p>
-      <w:pPr>
-        <w:pStyle w:val="Heading1"/>
-        <w:spacing w:before="280" w:after="140"/>
-        <w:rPr>
-          <w:rFonts w:ascii="Calibri" w:eastAsia="Calibri" w:hAnsi="Calibri" w:cs="Calibri"/>
-          <w:b/>
-          <w:bCs/>
-          <w:sz w:val="26"/>
-          <w:szCs w:val="26"/>
-          <w:lang w:val="en-US"/>
-        </w:rPr>
-      </w:pPr>
-    </w:p>
-    <w:p>
-      <w:pPr>
-        <w:pStyle w:val="Heading1"/>
-        <w:spacing w:before="280" w:after="140"/>
-        <w:rPr>
-          <w:rFonts w:ascii="Calibri" w:eastAsia="Calibri" w:hAnsi="Calibri" w:cs="Calibri"/>
-          <w:b/>
-          <w:bCs/>
-          <w:sz w:val="26"/>
-          <w:szCs w:val="26"/>
-          <w:lang w:val="en-US"/>
-        </w:rPr>
-      </w:pPr>
-    </w:p>
-    <w:p>
-      <w:pPr>
-        <w:pStyle w:val="Heading1"/>
-        <w:spacing w:before="280" w:after="140"/>
-        <w:rPr>
-          <w:rFonts w:ascii="Calibri" w:eastAsia="Calibri" w:hAnsi="Calibri" w:cs="Calibri"/>
-          <w:b/>
-          <w:bCs/>
-          <w:sz w:val="26"/>
-          <w:szCs w:val="26"/>
-          <w:lang w:val="en-US"/>
-        </w:rPr>
-      </w:pPr>
-    </w:p>
-    <w:p>
-      <w:pPr>
-        <w:pStyle w:val="Heading1"/>
-        <w:spacing w:before="280" w:after="140"/>
-        <w:rPr>
-          <w:rFonts w:ascii="Calibri" w:eastAsia="Calibri" w:hAnsi="Calibri" w:cs="Calibri"/>
-          <w:b/>
-          <w:bCs/>
-          <w:sz w:val="26"/>
-          <w:szCs w:val="26"/>
-          <w:lang w:val="en-US"/>
-        </w:rPr>
-      </w:pPr>
-    </w:p>
-    <w:p>
-      <w:pPr>
-        <w:pStyle w:val="Heading1"/>
-        <w:spacing w:before="280" w:after="140"/>
-        <w:rPr>
-          <w:rFonts w:ascii="Calibri" w:eastAsia="Calibri" w:hAnsi="Calibri" w:cs="Calibri"/>
-          <w:b/>
-          <w:bCs/>
-          <w:sz w:val="26"/>
-          <w:szCs w:val="26"/>
-          <w:lang w:val="en-US"/>
-        </w:rPr>
-      </w:pPr>
-    </w:p>
-    <w:p>
-      <w:pPr>
-        <w:pStyle w:val="Heading1"/>
-        <w:spacing w:before="280" w:after="140"/>
-        <w:rPr>
-          <w:rFonts w:ascii="Calibri" w:eastAsia="Calibri" w:hAnsi="Calibri" w:cs="Calibri"/>
-          <w:b/>
-          <w:bCs/>
-          <w:sz w:val="26"/>
-          <w:szCs w:val="26"/>
-          <w:lang w:val="en-US"/>
-        </w:rPr>
-      </w:pPr>
-    </w:p>
-    <w:p>
-      <w:pPr>
-        <w:pStyle w:val="Heading1"/>
-        <w:spacing w:before="280" w:after="140"/>
-        <w:rPr>
-          <w:rFonts w:ascii="Calibri" w:eastAsia="Calibri" w:hAnsi="Calibri" w:cs="Calibri"/>
-          <w:b/>
-          <w:bCs/>
-          <w:sz w:val="26"/>
-          <w:szCs w:val="26"/>
-          <w:lang w:val="en-US"/>
-        </w:rPr>
-      </w:pPr>
-    </w:p>
-    <w:p>
-      <w:pPr>
-        <w:pStyle w:val="Heading1"/>
-        <w:spacing w:before="280" w:after="140"/>
-        <w:rPr>
-          <w:rFonts w:ascii="Calibri" w:eastAsia="Calibri" w:hAnsi="Calibri" w:cs="Calibri"/>
-          <w:b/>
-          <w:bCs/>
-          <w:sz w:val="26"/>
-          <w:szCs w:val="26"/>
-          <w:lang w:val="en-US"/>
-        </w:rPr>
-      </w:pPr>
-    </w:p>
-    <w:p>
-      <w:pPr>
-        <w:pStyle w:val="Heading1"/>
-        <w:spacing w:before="280" w:after="140"/>
-        <w:rPr>
-          <w:rFonts w:ascii="Calibri" w:eastAsia="Calibri" w:hAnsi="Calibri" w:cs="Calibri"/>
-          <w:b/>
-          <w:bCs/>
-          <w:sz w:val="26"/>
-          <w:szCs w:val="26"/>
-          <w:lang w:val="en-US"/>
-        </w:rPr>
-      </w:pPr>
-    </w:p>
-    <w:p>
-      <w:pPr>
-        <w:pStyle w:val="Heading1"/>
-        <w:spacing w:before="280" w:after="140"/>
-        <w:rPr>
-          <w:rFonts w:ascii="Calibri" w:eastAsia="Calibri" w:hAnsi="Calibri" w:cs="Calibri"/>
-          <w:b/>
-          <w:bCs/>
-          <w:sz w:val="26"/>
-          <w:szCs w:val="26"/>
-          <w:lang w:val="en-US"/>
-        </w:rPr>
-      </w:pPr>
-    </w:p>
-    <w:p>
-      <w:pPr>
-        <w:pStyle w:val="Heading1"/>
-        <w:spacing w:before="280" w:after="140"/>
-      </w:pPr>
-      <w:r>
-        <w:rPr>
-          <w:rFonts w:ascii="Calibri" w:eastAsia="Calibri" w:hAnsi="Calibri" w:cs="Calibri"/>
-          <w:b/>
-          <w:bCs/>
-          <w:sz w:val="26"/>
-          <w:szCs w:val="26"/>
-        </w:rPr>
-        <w:lastRenderedPageBreak/>
-        <w:t>4. Results</w:t>
-      </w:r>
-    </w:p>
-    <w:p>
-      <w:pPr>
-        <w:pStyle w:val="ListParagraph"/>
-        <w:numPr>
-          <w:ilvl w:val="0"/>
-          <w:numId w:val="1"/>
-        </w:numPr>
-        <w:spacing w:after="100" w:line="276" w:lineRule="auto"/>
-      </w:pPr>
-      <w:r>
-        <w:rPr>
-          <w:rFonts w:ascii="Calibri" w:eastAsia="Calibri" w:hAnsi="Calibri" w:cs="Calibri"/>
-          <w:sz w:val="22"/>
-          <w:szCs w:val="22"/>
-        </w:rPr>
-        <w:t xml:space="preserve">Final research report compiled: 53 pages, structured academic format, all quantitative content drawn from real Week </w:t>
-      </w:r>
-      <w:r>
-        <w:rPr>
-          <w:rFonts w:ascii="Calibri" w:eastAsia="Calibri" w:hAnsi="Calibri" w:cs="Calibri"/>
-          <w:sz w:val="22"/>
-          <w:szCs w:val="22"/>
-          <w:lang w:val="en-US"/>
-        </w:rPr>
-        <w:t>1</w:t>
-      </w:r>
-      <w:r>
-        <w:rPr>
-          <w:rFonts w:ascii="Calibri" w:eastAsia="Calibri" w:hAnsi="Calibri" w:cs="Calibri"/>
-          <w:sz w:val="22"/>
-          <w:szCs w:val="22"/>
-        </w:rPr>
-        <w:t>–7 execution results.</w:t>
-      </w:r>
-    </w:p>
-    <w:p>
-      <w:pPr>
-        <w:pStyle w:val="ListParagraph"/>
-        <w:spacing w:after="100" w:line="276" w:lineRule="auto"/>
-        <w:ind w:left="720"/>
+        <w:rPr>
+          <w:lang w:val="en-US"/>
+        </w:rPr>
       </w:pPr>
       <w:r>
         <w:rPr>
           <w:noProof/>
         </w:rPr>
         <w:drawing>
-          <wp:inline distT="0" distB="0" distL="0" distR="0" wp14:anchorId="6751449C" wp14:editId="33C1FD6C">
-            <wp:extent cx="4381500" cy="1666875"/>
+          <wp:inline distT="0" distB="0" distL="0" distR="0" wp14:anchorId="32CD7EE8" wp14:editId="77C394F9">
+            <wp:extent cx="6400800" cy="3600450"/>
             <wp:effectExtent l="0" t="0" r="0" b="0"/>
-            <wp:docPr id="1" name="Picture 1"/>
+            <wp:docPr id="356519827" name="Picture 1"/>
             <wp:cNvGraphicFramePr>
               <a:graphicFrameLocks xmlns:a="http://schemas.openxmlformats.org/drawingml/2006/main" noChangeAspect="1"/>
             </wp:cNvGraphicFramePr>
@@ -574,22 +304,19 @@
               <a:graphicData uri="http://schemas.openxmlformats.org/drawingml/2006/picture">
                 <pic:pic xmlns:pic="http://schemas.openxmlformats.org/drawingml/2006/picture">
                   <pic:nvPicPr>
-                    <pic:cNvPr id="0" name=""/>
-                    <pic:cNvPicPr>
-                      <a:picLocks noChangeAspect="1" noChangeArrowheads="1"/>
-                    </pic:cNvPicPr>
+                    <pic:cNvPr id="356519827" name=""/>
+                    <pic:cNvPicPr/>
                   </pic:nvPicPr>
                   <pic:blipFill>
                     <a:blip r:embed="rId5"/>
-                    <a:srcRect/>
                     <a:stretch>
                       <a:fillRect/>
                     </a:stretch>
                   </pic:blipFill>
-                  <pic:spPr bwMode="auto">
+                  <pic:spPr>
                     <a:xfrm>
                       <a:off x="0" y="0"/>
-                      <a:ext cx="4381500" cy="1666875"/>
+                      <a:ext cx="6400800" cy="3600450"/>
                     </a:xfrm>
                     <a:prstGeom prst="rect">
                       <a:avLst/>
@@ -604,30 +331,184 @@
     </w:p>
     <w:p>
       <w:pPr>
-        <w:pStyle w:val="ListParagraph"/>
-        <w:numPr>
-          <w:ilvl w:val="0"/>
-          <w:numId w:val="1"/>
-        </w:numPr>
-        <w:spacing w:after="100" w:line="276" w:lineRule="auto"/>
-      </w:pPr>
-      <w:r>
+        <w:pStyle w:val="Heading2"/>
+        <w:spacing w:before="200" w:after="100"/>
+        <w:rPr>
+          <w:rFonts w:ascii="Calibri" w:eastAsia="Calibri" w:hAnsi="Calibri" w:cs="Calibri"/>
+          <w:b/>
+          <w:bCs/>
+          <w:sz w:val="23"/>
+          <w:szCs w:val="23"/>
+          <w:lang w:val="en-US"/>
+        </w:rPr>
+      </w:pPr>
+    </w:p>
+    <w:p>
+      <w:pPr>
+        <w:pStyle w:val="Heading2"/>
+        <w:spacing w:before="200" w:after="100"/>
+        <w:rPr>
+          <w:rFonts w:ascii="Calibri" w:eastAsia="Calibri" w:hAnsi="Calibri" w:cs="Calibri"/>
+          <w:b/>
+          <w:bCs/>
+          <w:sz w:val="23"/>
+          <w:szCs w:val="23"/>
+          <w:lang w:val="en-US"/>
+        </w:rPr>
+      </w:pPr>
+    </w:p>
+    <w:p>
+      <w:pPr>
+        <w:pStyle w:val="Heading2"/>
+        <w:spacing w:before="200" w:after="100"/>
+        <w:rPr>
+          <w:rFonts w:ascii="Calibri" w:eastAsia="Calibri" w:hAnsi="Calibri" w:cs="Calibri"/>
+          <w:b/>
+          <w:bCs/>
+          <w:sz w:val="23"/>
+          <w:szCs w:val="23"/>
+          <w:lang w:val="en-US"/>
+        </w:rPr>
+      </w:pPr>
+    </w:p>
+    <w:p>
+      <w:pPr>
+        <w:pStyle w:val="Heading2"/>
+        <w:spacing w:before="200" w:after="100"/>
+        <w:rPr>
+          <w:rFonts w:ascii="Calibri" w:eastAsia="Calibri" w:hAnsi="Calibri" w:cs="Calibri"/>
+          <w:b/>
+          <w:bCs/>
+          <w:sz w:val="23"/>
+          <w:szCs w:val="23"/>
+          <w:lang w:val="en-US"/>
+        </w:rPr>
+      </w:pPr>
+    </w:p>
+    <w:p>
+      <w:pPr>
+        <w:pStyle w:val="Heading2"/>
+        <w:spacing w:before="200" w:after="100"/>
+        <w:rPr>
+          <w:rFonts w:ascii="Calibri" w:eastAsia="Calibri" w:hAnsi="Calibri" w:cs="Calibri"/>
+          <w:b/>
+          <w:bCs/>
+          <w:sz w:val="23"/>
+          <w:szCs w:val="23"/>
+          <w:lang w:val="en-US"/>
+        </w:rPr>
+      </w:pPr>
+    </w:p>
+    <w:p>
+      <w:pPr>
+        <w:pStyle w:val="Heading2"/>
+        <w:spacing w:before="200" w:after="100"/>
+        <w:rPr>
+          <w:rFonts w:ascii="Calibri" w:eastAsia="Calibri" w:hAnsi="Calibri" w:cs="Calibri"/>
+          <w:b/>
+          <w:bCs/>
+          <w:sz w:val="23"/>
+          <w:szCs w:val="23"/>
+          <w:lang w:val="en-US"/>
+        </w:rPr>
+      </w:pPr>
+    </w:p>
+    <w:p>
+      <w:pPr>
+        <w:pStyle w:val="Heading2"/>
+        <w:spacing w:before="200" w:after="100"/>
+        <w:rPr>
+          <w:rFonts w:ascii="Calibri" w:eastAsia="Calibri" w:hAnsi="Calibri" w:cs="Calibri"/>
+          <w:b/>
+          <w:bCs/>
+          <w:sz w:val="23"/>
+          <w:szCs w:val="23"/>
+          <w:lang w:val="en-US"/>
+        </w:rPr>
+      </w:pPr>
+    </w:p>
+    <w:p>
+      <w:pPr>
+        <w:pStyle w:val="Heading2"/>
+        <w:spacing w:before="200" w:after="100"/>
+        <w:rPr>
+          <w:rFonts w:ascii="Calibri" w:eastAsia="Calibri" w:hAnsi="Calibri" w:cs="Calibri"/>
+          <w:b/>
+          <w:bCs/>
+          <w:sz w:val="23"/>
+          <w:szCs w:val="23"/>
+          <w:lang w:val="en-US"/>
+        </w:rPr>
+      </w:pPr>
+    </w:p>
+    <w:p>
+      <w:pPr>
+        <w:pStyle w:val="Heading2"/>
+        <w:spacing w:before="200" w:after="100"/>
+        <w:rPr>
+          <w:rFonts w:ascii="Calibri" w:eastAsia="Calibri" w:hAnsi="Calibri" w:cs="Calibri"/>
+          <w:b/>
+          <w:bCs/>
+          <w:sz w:val="23"/>
+          <w:szCs w:val="23"/>
+          <w:lang w:val="en-US"/>
+        </w:rPr>
+      </w:pPr>
+    </w:p>
+    <w:p>
+      <w:pPr>
+        <w:pStyle w:val="Heading2"/>
+        <w:spacing w:before="200" w:after="100"/>
+        <w:rPr>
+          <w:rFonts w:ascii="Calibri" w:eastAsia="Calibri" w:hAnsi="Calibri" w:cs="Calibri"/>
+          <w:b/>
+          <w:bCs/>
+          <w:sz w:val="23"/>
+          <w:szCs w:val="23"/>
+          <w:lang w:val="en-US"/>
+        </w:rPr>
+      </w:pPr>
+    </w:p>
+    <w:p>
+      <w:pPr>
+        <w:pStyle w:val="Heading2"/>
+        <w:spacing w:before="200" w:after="100"/>
+        <w:rPr>
+          <w:rFonts w:ascii="Calibri" w:eastAsia="Calibri" w:hAnsi="Calibri" w:cs="Calibri"/>
+          <w:b/>
+          <w:bCs/>
+          <w:sz w:val="23"/>
+          <w:szCs w:val="23"/>
+          <w:lang w:val="en-US"/>
+        </w:rPr>
+      </w:pPr>
+    </w:p>
+    <w:p>
+      <w:pPr>
+        <w:pStyle w:val="Heading2"/>
+        <w:spacing w:before="200" w:after="100"/>
+      </w:pPr>
+      <w:r>
+        <w:rPr>
+          <w:rFonts w:ascii="Calibri" w:eastAsia="Calibri" w:hAnsi="Calibri" w:cs="Calibri"/>
+          <w:b/>
+          <w:bCs/>
+          <w:sz w:val="23"/>
+          <w:szCs w:val="23"/>
+        </w:rPr>
+        <w:lastRenderedPageBreak/>
+        <w:t>3.4 Final Presentation</w:t>
+      </w:r>
+    </w:p>
+    <w:p>
+      <w:pPr>
+        <w:spacing w:after="160" w:line="276" w:lineRule="auto"/>
         <w:rPr>
           <w:rFonts w:ascii="Calibri" w:eastAsia="Calibri" w:hAnsi="Calibri" w:cs="Calibri"/>
           <w:sz w:val="22"/>
           <w:szCs w:val="22"/>
-        </w:rPr>
-        <w:t>Systematic consistency audit completed: figure sequence, table sequence, cross-references, citations, and Table of Contents page numbers all verified against the rendered document.</w:t>
-      </w:r>
-    </w:p>
-    <w:p>
-      <w:pPr>
-        <w:pStyle w:val="ListParagraph"/>
-        <w:numPr>
-          <w:ilvl w:val="0"/>
-          <w:numId w:val="1"/>
-        </w:numPr>
-        <w:spacing w:after="100" w:line="276" w:lineRule="auto"/>
+          <w:lang w:val="en-US"/>
+        </w:rPr>
       </w:pPr>
       <w:r>
         <w:rPr>
@@ -635,42 +516,25 @@
           <w:sz w:val="22"/>
           <w:szCs w:val="22"/>
         </w:rPr>
-        <w:t>Two genuine structural defects (figure ordering, table numbering) identified during audit and corrected.</w:t>
-      </w:r>
-    </w:p>
-    <w:p>
-      <w:pPr>
-        <w:pStyle w:val="ListParagraph"/>
-        <w:numPr>
-          <w:ilvl w:val="0"/>
-          <w:numId w:val="1"/>
-        </w:numPr>
-        <w:spacing w:after="100" w:line="276" w:lineRule="auto"/>
-      </w:pPr>
-      <w:r>
-        <w:rPr>
-          <w:rFonts w:ascii="Calibri" w:eastAsia="Calibri" w:hAnsi="Calibri" w:cs="Calibri"/>
-          <w:sz w:val="22"/>
-          <w:szCs w:val="22"/>
-        </w:rPr>
-        <w:t>Reproducibility package checklist compiled: 40 real deliverables across 7 categories, each traced to its originating week.</w:t>
-      </w:r>
-    </w:p>
-    <w:p>
-      <w:pPr>
-        <w:pStyle w:val="ListParagraph"/>
-        <w:spacing w:after="100" w:line="276" w:lineRule="auto"/>
-        <w:ind w:left="720"/>
+        <w:t>A fifteen-slide presentation was built summarizing the study's motivation, methodology, and results for a review audience. Every statistic shown in the presentation's charts and callouts was drawn directly from the final report's real results — no new or independently-computed figures were introduced. The deck was validated structurally and every slide was visually inspected before delivery; two visual defects (undersized connector arrows in the architecture diagram slide, and an overly-rounded chart label that obscured a real numeric difference between two providers) were identified during this review and corrected.</w:t>
+      </w:r>
+    </w:p>
+    <w:p>
+      <w:pPr>
+        <w:spacing w:after="160" w:line="276" w:lineRule="auto"/>
+        <w:rPr>
+          <w:lang w:val="en-US"/>
+        </w:rPr>
       </w:pPr>
       <w:r>
         <w:rPr>
           <w:noProof/>
         </w:rPr>
         <w:drawing>
-          <wp:inline distT="0" distB="0" distL="0" distR="0" wp14:anchorId="51436867" wp14:editId="22091E72">
-            <wp:extent cx="4381500" cy="1838325"/>
+          <wp:inline distT="0" distB="0" distL="0" distR="0" wp14:anchorId="33A73A7A" wp14:editId="2049B6DC">
+            <wp:extent cx="6400800" cy="3600450"/>
             <wp:effectExtent l="0" t="0" r="0" b="0"/>
-            <wp:docPr id="590541326" name="Picture 590541326"/>
+            <wp:docPr id="1366512883" name="Picture 1"/>
             <wp:cNvGraphicFramePr>
               <a:graphicFrameLocks xmlns:a="http://schemas.openxmlformats.org/drawingml/2006/main" noChangeAspect="1"/>
             </wp:cNvGraphicFramePr>
@@ -678,22 +542,19 @@
               <a:graphicData uri="http://schemas.openxmlformats.org/drawingml/2006/picture">
                 <pic:pic xmlns:pic="http://schemas.openxmlformats.org/drawingml/2006/picture">
                   <pic:nvPicPr>
-                    <pic:cNvPr id="0" name=""/>
-                    <pic:cNvPicPr>
-                      <a:picLocks noChangeAspect="1" noChangeArrowheads="1"/>
-                    </pic:cNvPicPr>
+                    <pic:cNvPr id="1366512883" name=""/>
+                    <pic:cNvPicPr/>
                   </pic:nvPicPr>
                   <pic:blipFill>
                     <a:blip r:embed="rId6"/>
-                    <a:srcRect/>
                     <a:stretch>
                       <a:fillRect/>
                     </a:stretch>
                   </pic:blipFill>
-                  <pic:spPr bwMode="auto">
+                  <pic:spPr>
                     <a:xfrm>
                       <a:off x="0" y="0"/>
-                      <a:ext cx="4381500" cy="1838325"/>
+                      <a:ext cx="6400800" cy="3600450"/>
                     </a:xfrm>
                     <a:prstGeom prst="rect">
                       <a:avLst/>
@@ -708,6 +569,162 @@
     </w:p>
     <w:p>
       <w:pPr>
+        <w:pStyle w:val="Heading1"/>
+        <w:spacing w:before="280" w:after="140"/>
+        <w:rPr>
+          <w:rFonts w:ascii="Calibri" w:eastAsia="Calibri" w:hAnsi="Calibri" w:cs="Calibri"/>
+          <w:b/>
+          <w:bCs/>
+          <w:sz w:val="26"/>
+          <w:szCs w:val="26"/>
+          <w:lang w:val="en-US"/>
+        </w:rPr>
+      </w:pPr>
+    </w:p>
+    <w:p>
+      <w:pPr>
+        <w:pStyle w:val="Heading1"/>
+        <w:spacing w:before="280" w:after="140"/>
+        <w:rPr>
+          <w:rFonts w:ascii="Calibri" w:eastAsia="Calibri" w:hAnsi="Calibri" w:cs="Calibri"/>
+          <w:b/>
+          <w:bCs/>
+          <w:sz w:val="26"/>
+          <w:szCs w:val="26"/>
+          <w:lang w:val="en-US"/>
+        </w:rPr>
+      </w:pPr>
+    </w:p>
+    <w:p>
+      <w:pPr>
+        <w:pStyle w:val="Heading1"/>
+        <w:spacing w:before="280" w:after="140"/>
+        <w:rPr>
+          <w:rFonts w:ascii="Calibri" w:eastAsia="Calibri" w:hAnsi="Calibri" w:cs="Calibri"/>
+          <w:b/>
+          <w:bCs/>
+          <w:sz w:val="26"/>
+          <w:szCs w:val="26"/>
+          <w:lang w:val="en-US"/>
+        </w:rPr>
+      </w:pPr>
+    </w:p>
+    <w:p>
+      <w:pPr>
+        <w:pStyle w:val="Heading1"/>
+        <w:spacing w:before="280" w:after="140"/>
+        <w:rPr>
+          <w:rFonts w:ascii="Calibri" w:eastAsia="Calibri" w:hAnsi="Calibri" w:cs="Calibri"/>
+          <w:b/>
+          <w:bCs/>
+          <w:sz w:val="26"/>
+          <w:szCs w:val="26"/>
+          <w:lang w:val="en-US"/>
+        </w:rPr>
+      </w:pPr>
+    </w:p>
+    <w:p>
+      <w:pPr>
+        <w:pStyle w:val="Heading1"/>
+        <w:spacing w:before="280" w:after="140"/>
+        <w:rPr>
+          <w:rFonts w:ascii="Calibri" w:eastAsia="Calibri" w:hAnsi="Calibri" w:cs="Calibri"/>
+          <w:b/>
+          <w:bCs/>
+          <w:sz w:val="26"/>
+          <w:szCs w:val="26"/>
+          <w:lang w:val="en-US"/>
+        </w:rPr>
+      </w:pPr>
+    </w:p>
+    <w:p>
+      <w:pPr>
+        <w:pStyle w:val="Heading1"/>
+        <w:spacing w:before="280" w:after="140"/>
+        <w:rPr>
+          <w:rFonts w:ascii="Calibri" w:eastAsia="Calibri" w:hAnsi="Calibri" w:cs="Calibri"/>
+          <w:b/>
+          <w:bCs/>
+          <w:sz w:val="26"/>
+          <w:szCs w:val="26"/>
+          <w:lang w:val="en-US"/>
+        </w:rPr>
+      </w:pPr>
+    </w:p>
+    <w:p>
+      <w:pPr>
+        <w:pStyle w:val="Heading1"/>
+        <w:spacing w:before="280" w:after="140"/>
+        <w:rPr>
+          <w:rFonts w:ascii="Calibri" w:eastAsia="Calibri" w:hAnsi="Calibri" w:cs="Calibri"/>
+          <w:b/>
+          <w:bCs/>
+          <w:sz w:val="26"/>
+          <w:szCs w:val="26"/>
+          <w:lang w:val="en-US"/>
+        </w:rPr>
+      </w:pPr>
+    </w:p>
+    <w:p>
+      <w:pPr>
+        <w:pStyle w:val="Heading1"/>
+        <w:spacing w:before="280" w:after="140"/>
+        <w:rPr>
+          <w:rFonts w:ascii="Calibri" w:eastAsia="Calibri" w:hAnsi="Calibri" w:cs="Calibri"/>
+          <w:b/>
+          <w:bCs/>
+          <w:sz w:val="26"/>
+          <w:szCs w:val="26"/>
+          <w:lang w:val="en-US"/>
+        </w:rPr>
+      </w:pPr>
+    </w:p>
+    <w:p>
+      <w:pPr>
+        <w:pStyle w:val="Heading1"/>
+        <w:spacing w:before="280" w:after="140"/>
+        <w:rPr>
+          <w:rFonts w:ascii="Calibri" w:eastAsia="Calibri" w:hAnsi="Calibri" w:cs="Calibri"/>
+          <w:b/>
+          <w:bCs/>
+          <w:sz w:val="26"/>
+          <w:szCs w:val="26"/>
+          <w:lang w:val="en-US"/>
+        </w:rPr>
+      </w:pPr>
+    </w:p>
+    <w:p>
+      <w:pPr>
+        <w:pStyle w:val="Heading1"/>
+        <w:spacing w:before="280" w:after="140"/>
+        <w:rPr>
+          <w:rFonts w:ascii="Calibri" w:eastAsia="Calibri" w:hAnsi="Calibri" w:cs="Calibri"/>
+          <w:b/>
+          <w:bCs/>
+          <w:sz w:val="26"/>
+          <w:szCs w:val="26"/>
+          <w:lang w:val="en-US"/>
+        </w:rPr>
+      </w:pPr>
+    </w:p>
+    <w:p>
+      <w:pPr>
+        <w:pStyle w:val="Heading1"/>
+        <w:spacing w:before="280" w:after="140"/>
+      </w:pPr>
+      <w:r>
+        <w:rPr>
+          <w:rFonts w:ascii="Calibri" w:eastAsia="Calibri" w:hAnsi="Calibri" w:cs="Calibri"/>
+          <w:b/>
+          <w:bCs/>
+          <w:sz w:val="26"/>
+          <w:szCs w:val="26"/>
+        </w:rPr>
+        <w:t>4. Results</w:t>
+      </w:r>
+    </w:p>
+    <w:p>
+      <w:pPr>
         <w:pStyle w:val="ListParagraph"/>
         <w:numPr>
           <w:ilvl w:val="0"/>
@@ -721,23 +738,41 @@
           <w:sz w:val="22"/>
           <w:szCs w:val="22"/>
         </w:rPr>
-        <w:t>Final presentation completed: 15 slides, structurally validated, every slide visually inspected.</w:t>
-      </w:r>
-    </w:p>
-    <w:p>
-      <w:pPr>
-        <w:spacing w:before="200" w:after="100"/>
-        <w:jc w:val="center"/>
+        <w:t xml:space="preserve">Final research report compiled: 53 pages, structured academic format, all quantitative content drawn from real Week </w:t>
+      </w:r>
+      <w:r>
+        <w:rPr>
+          <w:rFonts w:ascii="Calibri" w:eastAsia="Calibri" w:hAnsi="Calibri" w:cs="Calibri"/>
+          <w:sz w:val="22"/>
+          <w:szCs w:val="22"/>
+          <w:lang w:val="en-US"/>
+        </w:rPr>
+        <w:t>1</w:t>
+      </w:r>
+      <w:r>
+        <w:rPr>
+          <w:rFonts w:ascii="Calibri" w:eastAsia="Calibri" w:hAnsi="Calibri" w:cs="Calibri"/>
+          <w:sz w:val="22"/>
+          <w:szCs w:val="22"/>
+        </w:rPr>
+        <w:t>–7 execution results.</w:t>
+      </w:r>
+    </w:p>
+    <w:p>
+      <w:pPr>
+        <w:pStyle w:val="ListParagraph"/>
+        <w:spacing w:after="100" w:line="276" w:lineRule="auto"/>
+        <w:ind w:left="720"/>
       </w:pPr>
       <w:r>
         <w:rPr>
           <w:noProof/>
         </w:rPr>
         <w:drawing>
-          <wp:inline distT="0" distB="0" distL="0" distR="0" wp14:anchorId="253C8955" wp14:editId="1E6D4012">
-            <wp:extent cx="4381500" cy="1838325"/>
+          <wp:inline distT="0" distB="0" distL="0" distR="0" wp14:anchorId="6751449C" wp14:editId="33C1FD6C">
+            <wp:extent cx="4381500" cy="1666875"/>
             <wp:effectExtent l="0" t="0" r="0" b="0"/>
-            <wp:docPr id="1614136619" name="Picture 1614136619"/>
+            <wp:docPr id="1" name="Picture 1"/>
             <wp:cNvGraphicFramePr>
               <a:graphicFrameLocks xmlns:a="http://schemas.openxmlformats.org/drawingml/2006/main" noChangeAspect="1"/>
             </wp:cNvGraphicFramePr>
@@ -760,6 +795,110 @@
                   <pic:spPr bwMode="auto">
                     <a:xfrm>
                       <a:off x="0" y="0"/>
+                      <a:ext cx="4381500" cy="1666875"/>
+                    </a:xfrm>
+                    <a:prstGeom prst="rect">
+                      <a:avLst/>
+                    </a:prstGeom>
+                  </pic:spPr>
+                </pic:pic>
+              </a:graphicData>
+            </a:graphic>
+          </wp:inline>
+        </w:drawing>
+      </w:r>
+    </w:p>
+    <w:p>
+      <w:pPr>
+        <w:pStyle w:val="ListParagraph"/>
+        <w:numPr>
+          <w:ilvl w:val="0"/>
+          <w:numId w:val="1"/>
+        </w:numPr>
+        <w:spacing w:after="100" w:line="276" w:lineRule="auto"/>
+      </w:pPr>
+      <w:r>
+        <w:rPr>
+          <w:rFonts w:ascii="Calibri" w:eastAsia="Calibri" w:hAnsi="Calibri" w:cs="Calibri"/>
+          <w:sz w:val="22"/>
+          <w:szCs w:val="22"/>
+        </w:rPr>
+        <w:t>Systematic consistency audit completed: figure sequence, table sequence, cross-references, citations, and Table of Contents page numbers all verified against the rendered document.</w:t>
+      </w:r>
+    </w:p>
+    <w:p>
+      <w:pPr>
+        <w:pStyle w:val="ListParagraph"/>
+        <w:numPr>
+          <w:ilvl w:val="0"/>
+          <w:numId w:val="1"/>
+        </w:numPr>
+        <w:spacing w:after="100" w:line="276" w:lineRule="auto"/>
+      </w:pPr>
+      <w:r>
+        <w:rPr>
+          <w:rFonts w:ascii="Calibri" w:eastAsia="Calibri" w:hAnsi="Calibri" w:cs="Calibri"/>
+          <w:sz w:val="22"/>
+          <w:szCs w:val="22"/>
+        </w:rPr>
+        <w:t>Two genuine structural defects (figure ordering, table numbering) identified during audit and corrected.</w:t>
+      </w:r>
+    </w:p>
+    <w:p>
+      <w:pPr>
+        <w:pStyle w:val="ListParagraph"/>
+        <w:numPr>
+          <w:ilvl w:val="0"/>
+          <w:numId w:val="1"/>
+        </w:numPr>
+        <w:spacing w:after="100" w:line="276" w:lineRule="auto"/>
+      </w:pPr>
+      <w:r>
+        <w:rPr>
+          <w:rFonts w:ascii="Calibri" w:eastAsia="Calibri" w:hAnsi="Calibri" w:cs="Calibri"/>
+          <w:sz w:val="22"/>
+          <w:szCs w:val="22"/>
+        </w:rPr>
+        <w:t>Reproducibility package checklist compiled: 40 real deliverables across 7 categories, each traced to its originating week.</w:t>
+      </w:r>
+    </w:p>
+    <w:p>
+      <w:pPr>
+        <w:pStyle w:val="ListParagraph"/>
+        <w:spacing w:after="100" w:line="276" w:lineRule="auto"/>
+        <w:ind w:left="720"/>
+      </w:pPr>
+      <w:r>
+        <w:rPr>
+          <w:noProof/>
+        </w:rPr>
+        <w:drawing>
+          <wp:inline distT="0" distB="0" distL="0" distR="0" wp14:anchorId="51436867" wp14:editId="22091E72">
+            <wp:extent cx="4381500" cy="1838325"/>
+            <wp:effectExtent l="0" t="0" r="0" b="0"/>
+            <wp:docPr id="590541326" name="Picture 590541326"/>
+            <wp:cNvGraphicFramePr>
+              <a:graphicFrameLocks xmlns:a="http://schemas.openxmlformats.org/drawingml/2006/main" noChangeAspect="1"/>
+            </wp:cNvGraphicFramePr>
+            <a:graphic xmlns:a="http://schemas.openxmlformats.org/drawingml/2006/main">
+              <a:graphicData uri="http://schemas.openxmlformats.org/drawingml/2006/picture">
+                <pic:pic xmlns:pic="http://schemas.openxmlformats.org/drawingml/2006/picture">
+                  <pic:nvPicPr>
+                    <pic:cNvPr id="0" name=""/>
+                    <pic:cNvPicPr>
+                      <a:picLocks noChangeAspect="1" noChangeArrowheads="1"/>
+                    </pic:cNvPicPr>
+                  </pic:nvPicPr>
+                  <pic:blipFill>
+                    <a:blip r:embed="rId8"/>
+                    <a:srcRect/>
+                    <a:stretch>
+                      <a:fillRect/>
+                    </a:stretch>
+                  </pic:blipFill>
+                  <pic:spPr bwMode="auto">
+                    <a:xfrm>
+                      <a:off x="0" y="0"/>
                       <a:ext cx="4381500" cy="1838325"/>
                     </a:xfrm>
                     <a:prstGeom prst="rect">
@@ -775,37 +914,12 @@
     </w:p>
     <w:p>
       <w:pPr>
-        <w:pStyle w:val="Heading2"/>
-        <w:spacing w:before="200" w:after="100"/>
-        <w:rPr>
-          <w:rFonts w:ascii="Calibri" w:eastAsia="Calibri" w:hAnsi="Calibri" w:cs="Calibri"/>
-          <w:b/>
-          <w:bCs/>
-          <w:sz w:val="23"/>
-          <w:szCs w:val="23"/>
-          <w:lang w:val="en-US"/>
-        </w:rPr>
-      </w:pPr>
-    </w:p>
-    <w:p>
-      <w:pPr>
-        <w:pStyle w:val="Heading2"/>
-        <w:spacing w:before="200" w:after="100"/>
-      </w:pPr>
-      <w:r>
-        <w:rPr>
-          <w:rFonts w:ascii="Calibri" w:eastAsia="Calibri" w:hAnsi="Calibri" w:cs="Calibri"/>
-          <w:b/>
-          <w:bCs/>
-          <w:sz w:val="23"/>
-          <w:szCs w:val="23"/>
-        </w:rPr>
-        <w:t>Project Status</w:t>
-      </w:r>
-    </w:p>
-    <w:p>
-      <w:pPr>
-        <w:spacing w:after="160" w:line="276" w:lineRule="auto"/>
+        <w:pStyle w:val="ListParagraph"/>
+        <w:numPr>
+          <w:ilvl w:val="0"/>
+          <w:numId w:val="1"/>
+        </w:numPr>
+        <w:spacing w:after="100" w:line="276" w:lineRule="auto"/>
       </w:pPr>
       <w:r>
         <w:rPr>
@@ -813,7 +927,126 @@
           <w:sz w:val="22"/>
           <w:szCs w:val="22"/>
         </w:rPr>
-        <w:lastRenderedPageBreak/>
+        <w:t>Final presentation completed: 15 slides, structurally validated, every slide visually inspected.</w:t>
+      </w:r>
+    </w:p>
+    <w:p>
+      <w:pPr>
+        <w:spacing w:before="200" w:after="100"/>
+        <w:jc w:val="center"/>
+      </w:pPr>
+      <w:r>
+        <w:rPr>
+          <w:noProof/>
+        </w:rPr>
+        <w:drawing>
+          <wp:inline distT="0" distB="0" distL="0" distR="0" wp14:anchorId="253C8955" wp14:editId="1E6D4012">
+            <wp:extent cx="4381500" cy="1838325"/>
+            <wp:effectExtent l="0" t="0" r="0" b="0"/>
+            <wp:docPr id="1614136619" name="Picture 1614136619"/>
+            <wp:cNvGraphicFramePr>
+              <a:graphicFrameLocks xmlns:a="http://schemas.openxmlformats.org/drawingml/2006/main" noChangeAspect="1"/>
+            </wp:cNvGraphicFramePr>
+            <a:graphic xmlns:a="http://schemas.openxmlformats.org/drawingml/2006/main">
+              <a:graphicData uri="http://schemas.openxmlformats.org/drawingml/2006/picture">
+                <pic:pic xmlns:pic="http://schemas.openxmlformats.org/drawingml/2006/picture">
+                  <pic:nvPicPr>
+                    <pic:cNvPr id="0" name=""/>
+                    <pic:cNvPicPr>
+                      <a:picLocks noChangeAspect="1" noChangeArrowheads="1"/>
+                    </pic:cNvPicPr>
+                  </pic:nvPicPr>
+                  <pic:blipFill>
+                    <a:blip r:embed="rId9"/>
+                    <a:srcRect/>
+                    <a:stretch>
+                      <a:fillRect/>
+                    </a:stretch>
+                  </pic:blipFill>
+                  <pic:spPr bwMode="auto">
+                    <a:xfrm>
+                      <a:off x="0" y="0"/>
+                      <a:ext cx="4381500" cy="1838325"/>
+                    </a:xfrm>
+                    <a:prstGeom prst="rect">
+                      <a:avLst/>
+                    </a:prstGeom>
+                  </pic:spPr>
+                </pic:pic>
+              </a:graphicData>
+            </a:graphic>
+          </wp:inline>
+        </w:drawing>
+      </w:r>
+    </w:p>
+    <w:p>
+      <w:pPr>
+        <w:pStyle w:val="Heading2"/>
+        <w:spacing w:before="200" w:after="100"/>
+        <w:rPr>
+          <w:rFonts w:ascii="Calibri" w:eastAsia="Calibri" w:hAnsi="Calibri" w:cs="Calibri"/>
+          <w:b/>
+          <w:bCs/>
+          <w:sz w:val="23"/>
+          <w:szCs w:val="23"/>
+          <w:lang w:val="en-US"/>
+        </w:rPr>
+      </w:pPr>
+    </w:p>
+    <w:p>
+      <w:pPr>
+        <w:pStyle w:val="Heading2"/>
+        <w:spacing w:before="200" w:after="100"/>
+        <w:rPr>
+          <w:rFonts w:ascii="Calibri" w:eastAsia="Calibri" w:hAnsi="Calibri" w:cs="Calibri"/>
+          <w:b/>
+          <w:bCs/>
+          <w:sz w:val="23"/>
+          <w:szCs w:val="23"/>
+          <w:lang w:val="en-US"/>
+        </w:rPr>
+      </w:pPr>
+    </w:p>
+    <w:p>
+      <w:pPr>
+        <w:pStyle w:val="Heading2"/>
+        <w:spacing w:before="200" w:after="100"/>
+        <w:rPr>
+          <w:rFonts w:ascii="Calibri" w:eastAsia="Calibri" w:hAnsi="Calibri" w:cs="Calibri"/>
+          <w:b/>
+          <w:bCs/>
+          <w:sz w:val="23"/>
+          <w:szCs w:val="23"/>
+          <w:lang w:val="en-US"/>
+        </w:rPr>
+      </w:pPr>
+    </w:p>
+    <w:p>
+      <w:pPr>
+        <w:pStyle w:val="Heading2"/>
+        <w:spacing w:before="200" w:after="100"/>
+      </w:pPr>
+      <w:r>
+        <w:rPr>
+          <w:rFonts w:ascii="Calibri" w:eastAsia="Calibri" w:hAnsi="Calibri" w:cs="Calibri"/>
+          <w:b/>
+          <w:bCs/>
+          <w:sz w:val="23"/>
+          <w:szCs w:val="23"/>
+        </w:rPr>
+        <w:t>Project Status</w:t>
+      </w:r>
+    </w:p>
+    <w:p>
+      <w:pPr>
+        <w:spacing w:after="160" w:line="276" w:lineRule="auto"/>
+      </w:pPr>
+      <w:r>
+        <w:rPr>
+          <w:rFonts w:ascii="Calibri" w:eastAsia="Calibri" w:hAnsi="Calibri" w:cs="Calibri"/>
+          <w:sz w:val="22"/>
+          <w:szCs w:val="22"/>
+        </w:rPr>
         <w:t>With Week 8's deliverables complete, all eight phases specified in the project proposal — framework design, automation pipeline, dataset curation, multi-provider data collection, automated scoring, human-in-the-loop validation, statistical analysis, and final report compilation — have been executed and documented. The complete reproducibility package, final report, and final presentation have been submitted and approved by the project supervisor.</w:t>
       </w:r>
     </w:p>

--- a/02_Reports/week8_progress_report.docx
+++ b/02_Reports/week8_progress_report.docx
@@ -927,82 +927,30 @@
           <w:sz w:val="22"/>
           <w:szCs w:val="22"/>
         </w:rPr>
-        <w:t>Final presentation completed: 15 slides, structurally validated, every slide visually inspected.</w:t>
-      </w:r>
-    </w:p>
-    <w:p>
-      <w:pPr>
-        <w:spacing w:before="200" w:after="100"/>
-        <w:jc w:val="center"/>
-      </w:pPr>
-      <w:r>
-        <w:rPr>
-          <w:noProof/>
-        </w:rPr>
-        <w:drawing>
-          <wp:inline distT="0" distB="0" distL="0" distR="0" wp14:anchorId="253C8955" wp14:editId="1E6D4012">
-            <wp:extent cx="4381500" cy="1838325"/>
-            <wp:effectExtent l="0" t="0" r="0" b="0"/>
-            <wp:docPr id="1614136619" name="Picture 1614136619"/>
-            <wp:cNvGraphicFramePr>
-              <a:graphicFrameLocks xmlns:a="http://schemas.openxmlformats.org/drawingml/2006/main" noChangeAspect="1"/>
-            </wp:cNvGraphicFramePr>
-            <a:graphic xmlns:a="http://schemas.openxmlformats.org/drawingml/2006/main">
-              <a:graphicData uri="http://schemas.openxmlformats.org/drawingml/2006/picture">
-                <pic:pic xmlns:pic="http://schemas.openxmlformats.org/drawingml/2006/picture">
-                  <pic:nvPicPr>
-                    <pic:cNvPr id="0" name=""/>
-                    <pic:cNvPicPr>
-                      <a:picLocks noChangeAspect="1" noChangeArrowheads="1"/>
-                    </pic:cNvPicPr>
-                  </pic:nvPicPr>
-                  <pic:blipFill>
-                    <a:blip r:embed="rId9"/>
-                    <a:srcRect/>
-                    <a:stretch>
-                      <a:fillRect/>
-                    </a:stretch>
-                  </pic:blipFill>
-                  <pic:spPr bwMode="auto">
-                    <a:xfrm>
-                      <a:off x="0" y="0"/>
-                      <a:ext cx="4381500" cy="1838325"/>
-                    </a:xfrm>
-                    <a:prstGeom prst="rect">
-                      <a:avLst/>
-                    </a:prstGeom>
-                  </pic:spPr>
-                </pic:pic>
-              </a:graphicData>
-            </a:graphic>
-          </wp:inline>
-        </w:drawing>
-      </w:r>
-    </w:p>
-    <w:p>
-      <w:pPr>
-        <w:pStyle w:val="Heading2"/>
-        <w:spacing w:before="200" w:after="100"/>
-        <w:rPr>
-          <w:rFonts w:ascii="Calibri" w:eastAsia="Calibri" w:hAnsi="Calibri" w:cs="Calibri"/>
-          <w:b/>
-          <w:bCs/>
-          <w:sz w:val="23"/>
-          <w:szCs w:val="23"/>
-          <w:lang w:val="en-US"/>
-        </w:rPr>
-      </w:pPr>
-    </w:p>
-    <w:p>
-      <w:pPr>
-        <w:pStyle w:val="Heading2"/>
-        <w:spacing w:before="200" w:after="100"/>
-        <w:rPr>
-          <w:rFonts w:ascii="Calibri" w:eastAsia="Calibri" w:hAnsi="Calibri" w:cs="Calibri"/>
-          <w:b/>
-          <w:bCs/>
-          <w:sz w:val="23"/>
-          <w:szCs w:val="23"/>
+        <w:t>Final presentation completed: 1</w:t>
+      </w:r>
+      <w:r>
+        <w:rPr>
+          <w:rFonts w:ascii="Calibri" w:eastAsia="Calibri" w:hAnsi="Calibri" w:cs="Calibri"/>
+          <w:sz w:val="22"/>
+          <w:szCs w:val="22"/>
+          <w:lang w:val="en-US"/>
+        </w:rPr>
+        <w:t>9</w:t>
+      </w:r>
+      <w:r>
+        <w:rPr>
+          <w:rFonts w:ascii="Calibri" w:eastAsia="Calibri" w:hAnsi="Calibri" w:cs="Calibri"/>
+          <w:sz w:val="22"/>
+          <w:szCs w:val="22"/>
+        </w:rPr>
+        <w:t xml:space="preserve"> slides, structurally validated, every slide visually inspected.</w:t>
+      </w:r>
+    </w:p>
+    <w:p>
+      <w:pPr>
+        <w:spacing w:before="200" w:after="100"/>
+        <w:rPr>
           <w:lang w:val="en-US"/>
         </w:rPr>
       </w:pPr>
